--- a/TÀI LIỆU ĐẶC TẢ YÊU CẦU PHẦN MỀM.docx
+++ b/TÀI LIỆU ĐẶC TẢ YÊU CẦU PHẦN MỀM.docx
@@ -4,6 +4,7 @@
   <w:body>
     <w:p>
       <w:pPr>
+        <w:jc w:val="both"/>
         <w:rPr>
           <w:rFonts w:asciiTheme="majorHAnsi" w:hAnsiTheme="majorHAnsi" w:cstheme="majorHAnsi"/>
           <w:b/>
@@ -21,6 +22,7 @@
     </w:p>
     <w:p>
       <w:pPr>
+        <w:jc w:val="both"/>
         <w:rPr>
           <w:rFonts w:asciiTheme="majorHAnsi" w:hAnsiTheme="majorHAnsi" w:cstheme="majorHAnsi"/>
           <w:b/>
@@ -38,6 +40,7 @@
     </w:p>
     <w:p>
       <w:pPr>
+        <w:jc w:val="both"/>
         <w:rPr>
           <w:rFonts w:asciiTheme="majorHAnsi" w:hAnsiTheme="majorHAnsi" w:cstheme="majorHAnsi"/>
         </w:rPr>
@@ -63,6 +66,7 @@
           <w:ilvl w:val="0"/>
           <w:numId w:val="1"/>
         </w:numPr>
+        <w:jc w:val="both"/>
         <w:rPr>
           <w:rFonts w:asciiTheme="majorHAnsi" w:hAnsiTheme="majorHAnsi" w:cstheme="majorHAnsi"/>
         </w:rPr>
@@ -80,6 +84,7 @@
           <w:ilvl w:val="0"/>
           <w:numId w:val="1"/>
         </w:numPr>
+        <w:jc w:val="both"/>
         <w:rPr>
           <w:rFonts w:asciiTheme="majorHAnsi" w:hAnsiTheme="majorHAnsi" w:cstheme="majorHAnsi"/>
         </w:rPr>
@@ -97,6 +102,7 @@
           <w:ilvl w:val="0"/>
           <w:numId w:val="1"/>
         </w:numPr>
+        <w:jc w:val="both"/>
         <w:rPr>
           <w:rFonts w:asciiTheme="majorHAnsi" w:hAnsiTheme="majorHAnsi" w:cstheme="majorHAnsi"/>
         </w:rPr>
@@ -114,6 +120,7 @@
           <w:ilvl w:val="1"/>
           <w:numId w:val="1"/>
         </w:numPr>
+        <w:jc w:val="both"/>
         <w:rPr>
           <w:rFonts w:asciiTheme="majorHAnsi" w:hAnsiTheme="majorHAnsi" w:cstheme="majorHAnsi"/>
         </w:rPr>
@@ -127,6 +134,7 @@
     </w:p>
     <w:p>
       <w:pPr>
+        <w:jc w:val="both"/>
         <w:rPr>
           <w:rFonts w:asciiTheme="majorHAnsi" w:hAnsiTheme="majorHAnsi" w:cstheme="majorHAnsi"/>
           <w:b/>
@@ -148,6 +156,7 @@
           <w:ilvl w:val="0"/>
           <w:numId w:val="2"/>
         </w:numPr>
+        <w:jc w:val="both"/>
         <w:rPr>
           <w:rFonts w:asciiTheme="majorHAnsi" w:hAnsiTheme="majorHAnsi" w:cstheme="majorHAnsi"/>
         </w:rPr>
@@ -165,6 +174,7 @@
           <w:ilvl w:val="0"/>
           <w:numId w:val="2"/>
         </w:numPr>
+        <w:jc w:val="both"/>
         <w:rPr>
           <w:rFonts w:asciiTheme="majorHAnsi" w:hAnsiTheme="majorHAnsi" w:cstheme="majorHAnsi"/>
         </w:rPr>
@@ -182,6 +192,7 @@
           <w:ilvl w:val="0"/>
           <w:numId w:val="2"/>
         </w:numPr>
+        <w:jc w:val="both"/>
         <w:rPr>
           <w:rFonts w:asciiTheme="majorHAnsi" w:hAnsiTheme="majorHAnsi" w:cstheme="majorHAnsi"/>
         </w:rPr>
@@ -195,6 +206,7 @@
     </w:p>
     <w:p>
       <w:pPr>
+        <w:jc w:val="both"/>
         <w:rPr>
           <w:rFonts w:asciiTheme="majorHAnsi" w:hAnsiTheme="majorHAnsi" w:cstheme="majorHAnsi"/>
           <w:lang w:val="en-US"/>
@@ -231,6 +243,7 @@
     </w:p>
     <w:p>
       <w:pPr>
+        <w:jc w:val="both"/>
         <w:rPr>
           <w:rFonts w:asciiTheme="majorHAnsi" w:hAnsiTheme="majorHAnsi" w:cstheme="majorHAnsi"/>
           <w:b/>
@@ -249,6 +262,7 @@
     </w:p>
     <w:p>
       <w:pPr>
+        <w:jc w:val="both"/>
         <w:rPr>
           <w:rFonts w:asciiTheme="majorHAnsi" w:hAnsiTheme="majorHAnsi" w:cstheme="majorHAnsi"/>
           <w:b/>
@@ -266,6 +280,7 @@
     </w:p>
     <w:p>
       <w:pPr>
+        <w:jc w:val="both"/>
         <w:rPr>
           <w:rFonts w:asciiTheme="majorHAnsi" w:hAnsiTheme="majorHAnsi" w:cstheme="majorHAnsi"/>
         </w:rPr>
@@ -280,6 +295,7 @@
     </w:p>
     <w:p>
       <w:pPr>
+        <w:jc w:val="both"/>
         <w:rPr>
           <w:rFonts w:asciiTheme="majorHAnsi" w:hAnsiTheme="majorHAnsi" w:cstheme="majorHAnsi"/>
           <w:b/>
@@ -297,6 +313,7 @@
     </w:p>
     <w:p>
       <w:pPr>
+        <w:jc w:val="both"/>
         <w:rPr>
           <w:rFonts w:asciiTheme="majorHAnsi" w:hAnsiTheme="majorHAnsi" w:cstheme="majorHAnsi"/>
         </w:rPr>
@@ -322,6 +339,7 @@
     </w:p>
     <w:p>
       <w:pPr>
+        <w:jc w:val="both"/>
         <w:rPr>
           <w:rFonts w:asciiTheme="majorHAnsi" w:hAnsiTheme="majorHAnsi" w:cstheme="majorHAnsi"/>
           <w:lang w:val="en-US"/>
@@ -350,6 +368,7 @@
     </w:p>
     <w:p>
       <w:pPr>
+        <w:jc w:val="both"/>
         <w:rPr>
           <w:rFonts w:asciiTheme="majorHAnsi" w:hAnsiTheme="majorHAnsi" w:cstheme="majorHAnsi"/>
           <w:lang w:val="en-US"/>
@@ -378,6 +397,7 @@
     </w:p>
     <w:p>
       <w:pPr>
+        <w:jc w:val="both"/>
         <w:rPr>
           <w:rFonts w:asciiTheme="majorHAnsi" w:hAnsiTheme="majorHAnsi" w:cstheme="majorHAnsi"/>
           <w:b/>
@@ -412,6 +432,7 @@
     </w:p>
     <w:p>
       <w:pPr>
+        <w:jc w:val="both"/>
         <w:rPr>
           <w:rFonts w:asciiTheme="majorHAnsi" w:hAnsiTheme="majorHAnsi" w:cstheme="majorHAnsi"/>
           <w:b/>
@@ -429,6 +450,7 @@
     </w:p>
     <w:p>
       <w:pPr>
+        <w:jc w:val="both"/>
         <w:rPr>
           <w:rFonts w:asciiTheme="majorHAnsi" w:hAnsiTheme="majorHAnsi" w:cstheme="majorHAnsi"/>
           <w:vertAlign w:val="baseline"/>
@@ -445,7 +467,7 @@
     </w:p>
     <w:tbl>
       <w:tblPr>
-        <w:tblStyle w:val="16"/>
+        <w:tblStyle w:val="18"/>
         <w:tblW w:w="0" w:type="auto"/>
         <w:tblInd w:w="0" w:type="dxa"/>
         <w:tblBorders>
@@ -458,7 +480,9 @@
         </w:tblBorders>
         <w:tblLayout w:type="autofit"/>
         <w:tblCellMar>
+          <w:top w:w="0" w:type="dxa"/>
           <w:left w:w="108" w:type="dxa"/>
+          <w:bottom w:w="0" w:type="dxa"/>
           <w:right w:w="108" w:type="dxa"/>
         </w:tblCellMar>
       </w:tblPr>
@@ -479,7 +503,9 @@
             <w:insideV w:val="single" w:color="auto" w:sz="4" w:space="0"/>
           </w:tblBorders>
           <w:tblCellMar>
+            <w:top w:w="0" w:type="dxa"/>
             <w:left w:w="108" w:type="dxa"/>
+            <w:bottom w:w="0" w:type="dxa"/>
             <w:right w:w="108" w:type="dxa"/>
           </w:tblCellMar>
         </w:tblPrEx>
@@ -490,7 +516,8 @@
           </w:tcPr>
           <w:p>
             <w:pPr>
-              <w:jc w:val="center"/>
+              <w:widowControl w:val="0"/>
+              <w:jc w:val="both"/>
               <w:rPr>
                 <w:rFonts w:hint="default" w:asciiTheme="majorHAnsi" w:hAnsiTheme="majorHAnsi" w:cstheme="majorHAnsi"/>
                 <w:vertAlign w:val="baseline"/>
@@ -514,7 +541,8 @@
           </w:tcPr>
           <w:p>
             <w:pPr>
-              <w:jc w:val="center"/>
+              <w:widowControl w:val="0"/>
+              <w:jc w:val="both"/>
               <w:rPr>
                 <w:rFonts w:hint="default" w:asciiTheme="majorHAnsi" w:hAnsiTheme="majorHAnsi" w:cstheme="majorHAnsi"/>
                 <w:vertAlign w:val="baseline"/>
@@ -538,7 +566,8 @@
           </w:tcPr>
           <w:p>
             <w:pPr>
-              <w:jc w:val="center"/>
+              <w:widowControl w:val="0"/>
+              <w:jc w:val="both"/>
               <w:rPr>
                 <w:rFonts w:hint="default" w:asciiTheme="majorHAnsi" w:hAnsiTheme="majorHAnsi" w:cstheme="majorHAnsi"/>
                 <w:vertAlign w:val="baseline"/>
@@ -562,7 +591,8 @@
           </w:tcPr>
           <w:p>
             <w:pPr>
-              <w:jc w:val="center"/>
+              <w:widowControl w:val="0"/>
+              <w:jc w:val="both"/>
               <w:rPr>
                 <w:rFonts w:hint="default" w:asciiTheme="majorHAnsi" w:hAnsiTheme="majorHAnsi" w:cstheme="majorHAnsi"/>
                 <w:vertAlign w:val="baseline"/>
@@ -591,7 +621,9 @@
             <w:insideV w:val="single" w:color="auto" w:sz="4" w:space="0"/>
           </w:tblBorders>
           <w:tblCellMar>
+            <w:top w:w="0" w:type="dxa"/>
             <w:left w:w="108" w:type="dxa"/>
+            <w:bottom w:w="0" w:type="dxa"/>
             <w:right w:w="108" w:type="dxa"/>
           </w:tblCellMar>
         </w:tblPrEx>
@@ -602,7 +634,8 @@
           </w:tcPr>
           <w:p>
             <w:pPr>
-              <w:jc w:val="center"/>
+              <w:widowControl w:val="0"/>
+              <w:jc w:val="both"/>
               <w:rPr>
                 <w:rFonts w:hint="default" w:asciiTheme="majorHAnsi" w:hAnsiTheme="majorHAnsi" w:cstheme="majorHAnsi"/>
                 <w:sz w:val="20"/>
@@ -630,7 +663,8 @@
           </w:tcPr>
           <w:p>
             <w:pPr>
-              <w:jc w:val="center"/>
+              <w:widowControl w:val="0"/>
+              <w:jc w:val="both"/>
               <w:rPr>
                 <w:rFonts w:hint="default" w:ascii="Segoe UI" w:hAnsi="Segoe UI" w:cs="Segoe UI"/>
                 <w:sz w:val="56"/>
@@ -656,7 +690,8 @@
           </w:tcPr>
           <w:p>
             <w:pPr>
-              <w:jc w:val="center"/>
+              <w:widowControl w:val="0"/>
+              <w:jc w:val="both"/>
               <w:rPr>
                 <w:rFonts w:hint="default" w:ascii="Segoe UI" w:hAnsi="Segoe UI" w:cs="Segoe UI"/>
                 <w:sz w:val="56"/>
@@ -682,7 +717,8 @@
           </w:tcPr>
           <w:p>
             <w:pPr>
-              <w:jc w:val="center"/>
+              <w:widowControl w:val="0"/>
+              <w:jc w:val="both"/>
               <w:rPr>
                 <w:rFonts w:hint="default" w:ascii="Segoe UI" w:hAnsi="Segoe UI" w:cs="Segoe UI"/>
                 <w:sz w:val="56"/>
@@ -713,7 +749,9 @@
             <w:insideV w:val="single" w:color="auto" w:sz="4" w:space="0"/>
           </w:tblBorders>
           <w:tblCellMar>
+            <w:top w:w="0" w:type="dxa"/>
             <w:left w:w="108" w:type="dxa"/>
+            <w:bottom w:w="0" w:type="dxa"/>
             <w:right w:w="108" w:type="dxa"/>
           </w:tblCellMar>
         </w:tblPrEx>
@@ -724,7 +762,8 @@
           </w:tcPr>
           <w:p>
             <w:pPr>
-              <w:jc w:val="center"/>
+              <w:widowControl w:val="0"/>
+              <w:jc w:val="both"/>
               <w:rPr>
                 <w:rFonts w:hint="default" w:asciiTheme="majorHAnsi" w:hAnsiTheme="majorHAnsi" w:cstheme="majorHAnsi"/>
                 <w:vertAlign w:val="baseline"/>
@@ -750,7 +789,8 @@
           </w:tcPr>
           <w:p>
             <w:pPr>
-              <w:jc w:val="center"/>
+              <w:widowControl w:val="0"/>
+              <w:jc w:val="both"/>
               <w:rPr>
                 <w:rFonts w:asciiTheme="majorHAnsi" w:hAnsiTheme="majorHAnsi" w:cstheme="majorHAnsi"/>
                 <w:vertAlign w:val="baseline"/>
@@ -774,7 +814,8 @@
           </w:tcPr>
           <w:p>
             <w:pPr>
-              <w:jc w:val="center"/>
+              <w:widowControl w:val="0"/>
+              <w:jc w:val="both"/>
               <w:rPr>
                 <w:rFonts w:asciiTheme="majorHAnsi" w:hAnsiTheme="majorHAnsi" w:cstheme="majorHAnsi"/>
                 <w:vertAlign w:val="baseline"/>
@@ -798,7 +839,8 @@
           </w:tcPr>
           <w:p>
             <w:pPr>
-              <w:jc w:val="center"/>
+              <w:widowControl w:val="0"/>
+              <w:jc w:val="both"/>
               <w:rPr>
                 <w:rFonts w:asciiTheme="majorHAnsi" w:hAnsiTheme="majorHAnsi" w:cstheme="majorHAnsi"/>
                 <w:vertAlign w:val="baseline"/>
@@ -827,7 +869,9 @@
             <w:insideV w:val="single" w:color="auto" w:sz="4" w:space="0"/>
           </w:tblBorders>
           <w:tblCellMar>
+            <w:top w:w="0" w:type="dxa"/>
             <w:left w:w="108" w:type="dxa"/>
+            <w:bottom w:w="0" w:type="dxa"/>
             <w:right w:w="108" w:type="dxa"/>
           </w:tblCellMar>
         </w:tblPrEx>
@@ -838,7 +882,8 @@
           </w:tcPr>
           <w:p>
             <w:pPr>
-              <w:jc w:val="center"/>
+              <w:widowControl w:val="0"/>
+              <w:jc w:val="both"/>
               <w:rPr>
                 <w:rFonts w:hint="default" w:asciiTheme="majorHAnsi" w:hAnsiTheme="majorHAnsi" w:cstheme="majorHAnsi"/>
                 <w:sz w:val="20"/>
@@ -866,7 +911,8 @@
           </w:tcPr>
           <w:p>
             <w:pPr>
-              <w:jc w:val="center"/>
+              <w:widowControl w:val="0"/>
+              <w:jc w:val="both"/>
               <w:rPr>
                 <w:rFonts w:hint="default" w:ascii="Segoe UI" w:hAnsi="Segoe UI" w:cs="Segoe UI"/>
                 <w:sz w:val="56"/>
@@ -892,7 +938,8 @@
           </w:tcPr>
           <w:p>
             <w:pPr>
-              <w:jc w:val="center"/>
+              <w:widowControl w:val="0"/>
+              <w:jc w:val="both"/>
               <w:rPr>
                 <w:rFonts w:hint="default" w:ascii="Segoe UI" w:hAnsi="Segoe UI" w:cs="Segoe UI"/>
                 <w:sz w:val="56"/>
@@ -918,7 +965,8 @@
           </w:tcPr>
           <w:p>
             <w:pPr>
-              <w:jc w:val="center"/>
+              <w:widowControl w:val="0"/>
+              <w:jc w:val="both"/>
               <w:rPr>
                 <w:rFonts w:hint="default" w:ascii="Segoe UI" w:hAnsi="Segoe UI" w:cs="Segoe UI"/>
                 <w:sz w:val="56"/>
@@ -949,7 +997,9 @@
             <w:insideV w:val="single" w:color="auto" w:sz="4" w:space="0"/>
           </w:tblBorders>
           <w:tblCellMar>
+            <w:top w:w="0" w:type="dxa"/>
             <w:left w:w="108" w:type="dxa"/>
+            <w:bottom w:w="0" w:type="dxa"/>
             <w:right w:w="108" w:type="dxa"/>
           </w:tblCellMar>
         </w:tblPrEx>
@@ -960,7 +1010,8 @@
           </w:tcPr>
           <w:p>
             <w:pPr>
-              <w:jc w:val="center"/>
+              <w:widowControl w:val="0"/>
+              <w:jc w:val="both"/>
               <w:rPr>
                 <w:rFonts w:hint="default" w:asciiTheme="majorHAnsi" w:hAnsiTheme="majorHAnsi" w:cstheme="majorHAnsi"/>
                 <w:sz w:val="20"/>
@@ -988,7 +1039,8 @@
           </w:tcPr>
           <w:p>
             <w:pPr>
-              <w:jc w:val="center"/>
+              <w:widowControl w:val="0"/>
+              <w:jc w:val="both"/>
               <w:rPr>
                 <w:rFonts w:hint="default" w:ascii="Segoe UI" w:hAnsi="Segoe UI" w:cs="Segoe UI"/>
                 <w:sz w:val="56"/>
@@ -1014,7 +1066,8 @@
           </w:tcPr>
           <w:p>
             <w:pPr>
-              <w:jc w:val="center"/>
+              <w:widowControl w:val="0"/>
+              <w:jc w:val="both"/>
               <w:rPr>
                 <w:rFonts w:hint="default" w:ascii="Segoe UI" w:hAnsi="Segoe UI" w:cs="Segoe UI"/>
                 <w:sz w:val="56"/>
@@ -1040,7 +1093,8 @@
           </w:tcPr>
           <w:p>
             <w:pPr>
-              <w:jc w:val="center"/>
+              <w:widowControl w:val="0"/>
+              <w:jc w:val="both"/>
               <w:rPr>
                 <w:rFonts w:hint="default" w:ascii="Segoe UI" w:hAnsi="Segoe UI" w:cs="Segoe UI"/>
                 <w:sz w:val="56"/>
@@ -1071,7 +1125,9 @@
             <w:insideV w:val="single" w:color="auto" w:sz="4" w:space="0"/>
           </w:tblBorders>
           <w:tblCellMar>
+            <w:top w:w="0" w:type="dxa"/>
             <w:left w:w="108" w:type="dxa"/>
+            <w:bottom w:w="0" w:type="dxa"/>
             <w:right w:w="108" w:type="dxa"/>
           </w:tblCellMar>
         </w:tblPrEx>
@@ -1082,7 +1138,8 @@
           </w:tcPr>
           <w:p>
             <w:pPr>
-              <w:jc w:val="center"/>
+              <w:widowControl w:val="0"/>
+              <w:jc w:val="both"/>
               <w:rPr>
                 <w:rFonts w:hint="default" w:asciiTheme="majorHAnsi" w:hAnsiTheme="majorHAnsi" w:cstheme="majorHAnsi"/>
                 <w:sz w:val="20"/>
@@ -1110,7 +1167,8 @@
           </w:tcPr>
           <w:p>
             <w:pPr>
-              <w:jc w:val="center"/>
+              <w:widowControl w:val="0"/>
+              <w:jc w:val="both"/>
               <w:rPr>
                 <w:rFonts w:hint="default" w:ascii="Segoe UI" w:hAnsi="Segoe UI" w:cs="Segoe UI"/>
                 <w:sz w:val="56"/>
@@ -1136,7 +1194,8 @@
           </w:tcPr>
           <w:p>
             <w:pPr>
-              <w:jc w:val="center"/>
+              <w:widowControl w:val="0"/>
+              <w:jc w:val="both"/>
               <w:rPr>
                 <w:rFonts w:hint="default" w:ascii="Segoe UI" w:hAnsi="Segoe UI" w:cs="Segoe UI"/>
                 <w:sz w:val="56"/>
@@ -1162,7 +1221,8 @@
           </w:tcPr>
           <w:p>
             <w:pPr>
-              <w:jc w:val="center"/>
+              <w:widowControl w:val="0"/>
+              <w:jc w:val="both"/>
               <w:rPr>
                 <w:rFonts w:hint="default" w:ascii="Segoe UI" w:hAnsi="Segoe UI" w:cs="Segoe UI"/>
                 <w:sz w:val="56"/>
@@ -1193,7 +1253,9 @@
             <w:insideV w:val="single" w:color="auto" w:sz="4" w:space="0"/>
           </w:tblBorders>
           <w:tblCellMar>
+            <w:top w:w="0" w:type="dxa"/>
             <w:left w:w="108" w:type="dxa"/>
+            <w:bottom w:w="0" w:type="dxa"/>
             <w:right w:w="108" w:type="dxa"/>
           </w:tblCellMar>
         </w:tblPrEx>
@@ -1204,7 +1266,8 @@
           </w:tcPr>
           <w:p>
             <w:pPr>
-              <w:jc w:val="center"/>
+              <w:widowControl w:val="0"/>
+              <w:jc w:val="both"/>
               <w:rPr>
                 <w:rFonts w:hint="default" w:asciiTheme="majorHAnsi" w:hAnsiTheme="majorHAnsi" w:cstheme="majorHAnsi"/>
                 <w:sz w:val="20"/>
@@ -1232,7 +1295,8 @@
           </w:tcPr>
           <w:p>
             <w:pPr>
-              <w:jc w:val="center"/>
+              <w:widowControl w:val="0"/>
+              <w:jc w:val="both"/>
               <w:rPr>
                 <w:rFonts w:asciiTheme="majorHAnsi" w:hAnsiTheme="majorHAnsi" w:cstheme="majorHAnsi"/>
                 <w:vertAlign w:val="baseline"/>
@@ -1256,7 +1320,8 @@
           </w:tcPr>
           <w:p>
             <w:pPr>
-              <w:jc w:val="center"/>
+              <w:widowControl w:val="0"/>
+              <w:jc w:val="both"/>
               <w:rPr>
                 <w:rFonts w:asciiTheme="majorHAnsi" w:hAnsiTheme="majorHAnsi" w:cstheme="majorHAnsi"/>
                 <w:vertAlign w:val="baseline"/>
@@ -1280,7 +1345,8 @@
           </w:tcPr>
           <w:p>
             <w:pPr>
-              <w:jc w:val="center"/>
+              <w:widowControl w:val="0"/>
+              <w:jc w:val="both"/>
               <w:rPr>
                 <w:rFonts w:asciiTheme="majorHAnsi" w:hAnsiTheme="majorHAnsi" w:cstheme="majorHAnsi"/>
                 <w:vertAlign w:val="baseline"/>
@@ -1309,7 +1375,9 @@
             <w:insideV w:val="single" w:color="auto" w:sz="4" w:space="0"/>
           </w:tblBorders>
           <w:tblCellMar>
+            <w:top w:w="0" w:type="dxa"/>
             <w:left w:w="108" w:type="dxa"/>
+            <w:bottom w:w="0" w:type="dxa"/>
             <w:right w:w="108" w:type="dxa"/>
           </w:tblCellMar>
         </w:tblPrEx>
@@ -1320,7 +1388,8 @@
           </w:tcPr>
           <w:p>
             <w:pPr>
-              <w:jc w:val="center"/>
+              <w:widowControl w:val="0"/>
+              <w:jc w:val="both"/>
               <w:rPr>
                 <w:rFonts w:hint="default" w:asciiTheme="majorHAnsi" w:hAnsiTheme="majorHAnsi" w:cstheme="majorHAnsi"/>
                 <w:sz w:val="20"/>
@@ -1348,7 +1417,8 @@
           </w:tcPr>
           <w:p>
             <w:pPr>
-              <w:jc w:val="center"/>
+              <w:widowControl w:val="0"/>
+              <w:jc w:val="both"/>
               <w:rPr>
                 <w:rFonts w:hint="default" w:ascii="Segoe UI" w:hAnsi="Segoe UI" w:cs="Segoe UI"/>
                 <w:sz w:val="56"/>
@@ -1374,7 +1444,8 @@
           </w:tcPr>
           <w:p>
             <w:pPr>
-              <w:jc w:val="center"/>
+              <w:widowControl w:val="0"/>
+              <w:jc w:val="both"/>
               <w:rPr>
                 <w:rFonts w:asciiTheme="majorHAnsi" w:hAnsiTheme="majorHAnsi" w:cstheme="majorHAnsi"/>
                 <w:vertAlign w:val="baseline"/>
@@ -1398,7 +1469,8 @@
           </w:tcPr>
           <w:p>
             <w:pPr>
-              <w:jc w:val="center"/>
+              <w:widowControl w:val="0"/>
+              <w:jc w:val="both"/>
               <w:rPr>
                 <w:rFonts w:hint="default" w:ascii="Segoe UI" w:hAnsi="Segoe UI" w:cs="Segoe UI"/>
                 <w:sz w:val="56"/>
@@ -1429,7 +1501,9 @@
             <w:insideV w:val="single" w:color="auto" w:sz="4" w:space="0"/>
           </w:tblBorders>
           <w:tblCellMar>
+            <w:top w:w="0" w:type="dxa"/>
             <w:left w:w="108" w:type="dxa"/>
+            <w:bottom w:w="0" w:type="dxa"/>
             <w:right w:w="108" w:type="dxa"/>
           </w:tblCellMar>
         </w:tblPrEx>
@@ -1440,7 +1514,8 @@
           </w:tcPr>
           <w:p>
             <w:pPr>
-              <w:jc w:val="center"/>
+              <w:widowControl w:val="0"/>
+              <w:jc w:val="both"/>
               <w:rPr>
                 <w:rFonts w:hint="default" w:asciiTheme="majorHAnsi" w:hAnsiTheme="majorHAnsi" w:cstheme="majorHAnsi"/>
                 <w:sz w:val="20"/>
@@ -1468,7 +1543,8 @@
           </w:tcPr>
           <w:p>
             <w:pPr>
-              <w:jc w:val="center"/>
+              <w:widowControl w:val="0"/>
+              <w:jc w:val="both"/>
               <w:rPr>
                 <w:rFonts w:asciiTheme="majorHAnsi" w:hAnsiTheme="majorHAnsi" w:cstheme="majorHAnsi"/>
                 <w:vertAlign w:val="baseline"/>
@@ -1492,7 +1568,8 @@
           </w:tcPr>
           <w:p>
             <w:pPr>
-              <w:jc w:val="center"/>
+              <w:widowControl w:val="0"/>
+              <w:jc w:val="both"/>
               <w:rPr>
                 <w:rFonts w:asciiTheme="majorHAnsi" w:hAnsiTheme="majorHAnsi" w:cstheme="majorHAnsi"/>
                 <w:vertAlign w:val="baseline"/>
@@ -1516,7 +1593,8 @@
           </w:tcPr>
           <w:p>
             <w:pPr>
-              <w:jc w:val="center"/>
+              <w:widowControl w:val="0"/>
+              <w:jc w:val="both"/>
               <w:rPr>
                 <w:rFonts w:asciiTheme="majorHAnsi" w:hAnsiTheme="majorHAnsi" w:cstheme="majorHAnsi"/>
                 <w:vertAlign w:val="baseline"/>
@@ -1545,7 +1623,9 @@
             <w:insideV w:val="single" w:color="auto" w:sz="4" w:space="0"/>
           </w:tblBorders>
           <w:tblCellMar>
+            <w:top w:w="0" w:type="dxa"/>
             <w:left w:w="108" w:type="dxa"/>
+            <w:bottom w:w="0" w:type="dxa"/>
             <w:right w:w="108" w:type="dxa"/>
           </w:tblCellMar>
         </w:tblPrEx>
@@ -1556,7 +1636,8 @@
           </w:tcPr>
           <w:p>
             <w:pPr>
-              <w:jc w:val="center"/>
+              <w:widowControl w:val="0"/>
+              <w:jc w:val="both"/>
               <w:rPr>
                 <w:rFonts w:hint="default" w:asciiTheme="majorHAnsi" w:hAnsiTheme="majorHAnsi" w:cstheme="majorHAnsi"/>
                 <w:sz w:val="20"/>
@@ -1584,7 +1665,8 @@
           </w:tcPr>
           <w:p>
             <w:pPr>
-              <w:jc w:val="center"/>
+              <w:widowControl w:val="0"/>
+              <w:jc w:val="both"/>
               <w:rPr>
                 <w:rFonts w:asciiTheme="majorHAnsi" w:hAnsiTheme="majorHAnsi" w:cstheme="majorHAnsi"/>
                 <w:vertAlign w:val="baseline"/>
@@ -1608,7 +1690,8 @@
           </w:tcPr>
           <w:p>
             <w:pPr>
-              <w:jc w:val="center"/>
+              <w:widowControl w:val="0"/>
+              <w:jc w:val="both"/>
               <w:rPr>
                 <w:rFonts w:asciiTheme="majorHAnsi" w:hAnsiTheme="majorHAnsi" w:cstheme="majorHAnsi"/>
                 <w:vertAlign w:val="baseline"/>
@@ -1632,7 +1715,8 @@
           </w:tcPr>
           <w:p>
             <w:pPr>
-              <w:jc w:val="center"/>
+              <w:widowControl w:val="0"/>
+              <w:jc w:val="both"/>
               <w:rPr>
                 <w:rFonts w:asciiTheme="majorHAnsi" w:hAnsiTheme="majorHAnsi" w:cstheme="majorHAnsi"/>
                 <w:vertAlign w:val="baseline"/>
@@ -1661,7 +1745,9 @@
             <w:insideV w:val="single" w:color="auto" w:sz="4" w:space="0"/>
           </w:tblBorders>
           <w:tblCellMar>
+            <w:top w:w="0" w:type="dxa"/>
             <w:left w:w="108" w:type="dxa"/>
+            <w:bottom w:w="0" w:type="dxa"/>
             <w:right w:w="108" w:type="dxa"/>
           </w:tblCellMar>
         </w:tblPrEx>
@@ -1672,7 +1758,8 @@
           </w:tcPr>
           <w:p>
             <w:pPr>
-              <w:jc w:val="center"/>
+              <w:widowControl w:val="0"/>
+              <w:jc w:val="both"/>
               <w:rPr>
                 <w:rFonts w:hint="default" w:asciiTheme="majorHAnsi" w:hAnsiTheme="majorHAnsi" w:cstheme="majorHAnsi"/>
                 <w:sz w:val="20"/>
@@ -1700,7 +1787,8 @@
           </w:tcPr>
           <w:p>
             <w:pPr>
-              <w:jc w:val="center"/>
+              <w:widowControl w:val="0"/>
+              <w:jc w:val="both"/>
               <w:rPr>
                 <w:rFonts w:asciiTheme="majorHAnsi" w:hAnsiTheme="majorHAnsi" w:cstheme="majorHAnsi"/>
                 <w:vertAlign w:val="baseline"/>
@@ -1724,7 +1812,8 @@
           </w:tcPr>
           <w:p>
             <w:pPr>
-              <w:jc w:val="center"/>
+              <w:widowControl w:val="0"/>
+              <w:jc w:val="both"/>
               <w:rPr>
                 <w:rFonts w:asciiTheme="majorHAnsi" w:hAnsiTheme="majorHAnsi" w:cstheme="majorHAnsi"/>
                 <w:vertAlign w:val="baseline"/>
@@ -1748,7 +1837,8 @@
           </w:tcPr>
           <w:p>
             <w:pPr>
-              <w:jc w:val="center"/>
+              <w:widowControl w:val="0"/>
+              <w:jc w:val="both"/>
               <w:rPr>
                 <w:rFonts w:hint="default" w:ascii="Segoe UI" w:hAnsi="Segoe UI" w:cs="Segoe UI"/>
                 <w:sz w:val="56"/>
@@ -1779,7 +1869,9 @@
             <w:insideV w:val="single" w:color="auto" w:sz="4" w:space="0"/>
           </w:tblBorders>
           <w:tblCellMar>
+            <w:top w:w="0" w:type="dxa"/>
             <w:left w:w="108" w:type="dxa"/>
+            <w:bottom w:w="0" w:type="dxa"/>
             <w:right w:w="108" w:type="dxa"/>
           </w:tblCellMar>
         </w:tblPrEx>
@@ -1790,7 +1882,8 @@
           </w:tcPr>
           <w:p>
             <w:pPr>
-              <w:jc w:val="center"/>
+              <w:widowControl w:val="0"/>
+              <w:jc w:val="both"/>
               <w:rPr>
                 <w:rFonts w:hint="default" w:asciiTheme="majorHAnsi" w:hAnsiTheme="majorHAnsi" w:cstheme="majorHAnsi"/>
                 <w:sz w:val="20"/>
@@ -1818,7 +1911,8 @@
           </w:tcPr>
           <w:p>
             <w:pPr>
-              <w:jc w:val="center"/>
+              <w:widowControl w:val="0"/>
+              <w:jc w:val="both"/>
               <w:rPr>
                 <w:rFonts w:asciiTheme="majorHAnsi" w:hAnsiTheme="majorHAnsi" w:cstheme="majorHAnsi"/>
                 <w:vertAlign w:val="baseline"/>
@@ -1842,7 +1936,8 @@
           </w:tcPr>
           <w:p>
             <w:pPr>
-              <w:jc w:val="center"/>
+              <w:widowControl w:val="0"/>
+              <w:jc w:val="both"/>
               <w:rPr>
                 <w:rFonts w:asciiTheme="majorHAnsi" w:hAnsiTheme="majorHAnsi" w:cstheme="majorHAnsi"/>
                 <w:vertAlign w:val="baseline"/>
@@ -1866,7 +1961,8 @@
           </w:tcPr>
           <w:p>
             <w:pPr>
-              <w:jc w:val="center"/>
+              <w:widowControl w:val="0"/>
+              <w:jc w:val="both"/>
               <w:rPr>
                 <w:rFonts w:hint="default" w:ascii="Segoe UI" w:hAnsi="Segoe UI" w:cs="Segoe UI"/>
                 <w:sz w:val="56"/>
@@ -1897,7 +1993,9 @@
             <w:insideV w:val="single" w:color="auto" w:sz="4" w:space="0"/>
           </w:tblBorders>
           <w:tblCellMar>
+            <w:top w:w="0" w:type="dxa"/>
             <w:left w:w="108" w:type="dxa"/>
+            <w:bottom w:w="0" w:type="dxa"/>
             <w:right w:w="108" w:type="dxa"/>
           </w:tblCellMar>
         </w:tblPrEx>
@@ -1908,7 +2006,8 @@
           </w:tcPr>
           <w:p>
             <w:pPr>
-              <w:jc w:val="center"/>
+              <w:widowControl w:val="0"/>
+              <w:jc w:val="both"/>
               <w:rPr>
                 <w:rFonts w:hint="default" w:asciiTheme="majorHAnsi" w:hAnsiTheme="majorHAnsi" w:cstheme="majorHAnsi"/>
                 <w:sz w:val="20"/>
@@ -1936,7 +2035,8 @@
           </w:tcPr>
           <w:p>
             <w:pPr>
-              <w:jc w:val="center"/>
+              <w:widowControl w:val="0"/>
+              <w:jc w:val="both"/>
               <w:rPr>
                 <w:rFonts w:asciiTheme="majorHAnsi" w:hAnsiTheme="majorHAnsi" w:cstheme="majorHAnsi"/>
                 <w:vertAlign w:val="baseline"/>
@@ -1960,7 +2060,8 @@
           </w:tcPr>
           <w:p>
             <w:pPr>
-              <w:jc w:val="center"/>
+              <w:widowControl w:val="0"/>
+              <w:jc w:val="both"/>
               <w:rPr>
                 <w:rFonts w:asciiTheme="majorHAnsi" w:hAnsiTheme="majorHAnsi" w:cstheme="majorHAnsi"/>
                 <w:vertAlign w:val="baseline"/>
@@ -1984,7 +2085,8 @@
           </w:tcPr>
           <w:p>
             <w:pPr>
-              <w:jc w:val="center"/>
+              <w:widowControl w:val="0"/>
+              <w:jc w:val="both"/>
               <w:rPr>
                 <w:rFonts w:hint="default" w:ascii="Segoe UI" w:hAnsi="Segoe UI" w:cs="Segoe UI"/>
                 <w:sz w:val="56"/>
@@ -2015,7 +2117,9 @@
             <w:insideV w:val="single" w:color="auto" w:sz="4" w:space="0"/>
           </w:tblBorders>
           <w:tblCellMar>
+            <w:top w:w="0" w:type="dxa"/>
             <w:left w:w="108" w:type="dxa"/>
+            <w:bottom w:w="0" w:type="dxa"/>
             <w:right w:w="108" w:type="dxa"/>
           </w:tblCellMar>
         </w:tblPrEx>
@@ -2026,7 +2130,8 @@
           </w:tcPr>
           <w:p>
             <w:pPr>
-              <w:jc w:val="center"/>
+              <w:widowControl w:val="0"/>
+              <w:jc w:val="both"/>
               <w:rPr>
                 <w:rFonts w:hint="default" w:asciiTheme="majorHAnsi" w:hAnsiTheme="majorHAnsi" w:cstheme="majorHAnsi"/>
                 <w:sz w:val="20"/>
@@ -2054,7 +2159,8 @@
           </w:tcPr>
           <w:p>
             <w:pPr>
-              <w:jc w:val="center"/>
+              <w:widowControl w:val="0"/>
+              <w:jc w:val="both"/>
               <w:rPr>
                 <w:rFonts w:hint="default" w:ascii="Segoe UI" w:hAnsi="Segoe UI" w:cs="Segoe UI"/>
                 <w:sz w:val="56"/>
@@ -2080,7 +2186,8 @@
           </w:tcPr>
           <w:p>
             <w:pPr>
-              <w:jc w:val="center"/>
+              <w:widowControl w:val="0"/>
+              <w:jc w:val="both"/>
               <w:rPr>
                 <w:rFonts w:hint="default" w:ascii="Segoe UI" w:hAnsi="Segoe UI" w:cs="Segoe UI"/>
                 <w:sz w:val="56"/>
@@ -2106,7 +2213,8 @@
           </w:tcPr>
           <w:p>
             <w:pPr>
-              <w:jc w:val="center"/>
+              <w:widowControl w:val="0"/>
+              <w:jc w:val="both"/>
               <w:rPr>
                 <w:rFonts w:hint="default" w:ascii="Segoe UI" w:hAnsi="Segoe UI" w:cs="Segoe UI"/>
                 <w:sz w:val="56"/>
@@ -2137,7 +2245,9 @@
             <w:insideV w:val="single" w:color="auto" w:sz="4" w:space="0"/>
           </w:tblBorders>
           <w:tblCellMar>
+            <w:top w:w="0" w:type="dxa"/>
             <w:left w:w="108" w:type="dxa"/>
+            <w:bottom w:w="0" w:type="dxa"/>
             <w:right w:w="108" w:type="dxa"/>
           </w:tblCellMar>
         </w:tblPrEx>
@@ -2148,7 +2258,8 @@
           </w:tcPr>
           <w:p>
             <w:pPr>
-              <w:jc w:val="center"/>
+              <w:widowControl w:val="0"/>
+              <w:jc w:val="both"/>
               <w:rPr>
                 <w:rFonts w:hint="default" w:asciiTheme="majorHAnsi" w:hAnsiTheme="majorHAnsi" w:cstheme="majorHAnsi"/>
                 <w:sz w:val="20"/>
@@ -2176,7 +2287,8 @@
           </w:tcPr>
           <w:p>
             <w:pPr>
-              <w:jc w:val="center"/>
+              <w:widowControl w:val="0"/>
+              <w:jc w:val="both"/>
               <w:rPr>
                 <w:rFonts w:hint="default" w:ascii="Segoe UI" w:hAnsi="Segoe UI" w:cs="Segoe UI"/>
                 <w:sz w:val="56"/>
@@ -2202,7 +2314,8 @@
           </w:tcPr>
           <w:p>
             <w:pPr>
-              <w:jc w:val="center"/>
+              <w:widowControl w:val="0"/>
+              <w:jc w:val="both"/>
               <w:rPr>
                 <w:rFonts w:hint="default" w:ascii="Segoe UI" w:hAnsi="Segoe UI" w:cs="Segoe UI"/>
                 <w:sz w:val="56"/>
@@ -2228,7 +2341,8 @@
           </w:tcPr>
           <w:p>
             <w:pPr>
-              <w:jc w:val="center"/>
+              <w:widowControl w:val="0"/>
+              <w:jc w:val="both"/>
               <w:rPr>
                 <w:rFonts w:hint="default" w:ascii="Segoe UI" w:hAnsi="Segoe UI" w:cs="Segoe UI"/>
                 <w:sz w:val="56"/>
@@ -2259,7 +2373,9 @@
             <w:insideV w:val="single" w:color="auto" w:sz="4" w:space="0"/>
           </w:tblBorders>
           <w:tblCellMar>
+            <w:top w:w="0" w:type="dxa"/>
             <w:left w:w="108" w:type="dxa"/>
+            <w:bottom w:w="0" w:type="dxa"/>
             <w:right w:w="108" w:type="dxa"/>
           </w:tblCellMar>
         </w:tblPrEx>
@@ -2270,7 +2386,8 @@
           </w:tcPr>
           <w:p>
             <w:pPr>
-              <w:jc w:val="center"/>
+              <w:widowControl w:val="0"/>
+              <w:jc w:val="both"/>
               <w:rPr>
                 <w:rFonts w:hint="default" w:asciiTheme="majorHAnsi" w:hAnsiTheme="majorHAnsi" w:cstheme="majorHAnsi"/>
                 <w:sz w:val="20"/>
@@ -2298,7 +2415,8 @@
           </w:tcPr>
           <w:p>
             <w:pPr>
-              <w:jc w:val="center"/>
+              <w:widowControl w:val="0"/>
+              <w:jc w:val="both"/>
               <w:rPr>
                 <w:rFonts w:hint="default" w:ascii="Segoe UI" w:hAnsi="Segoe UI" w:cs="Segoe UI"/>
                 <w:sz w:val="56"/>
@@ -2324,7 +2442,8 @@
           </w:tcPr>
           <w:p>
             <w:pPr>
-              <w:jc w:val="center"/>
+              <w:widowControl w:val="0"/>
+              <w:jc w:val="both"/>
               <w:rPr>
                 <w:rFonts w:hint="default" w:ascii="Segoe UI" w:hAnsi="Segoe UI" w:cs="Segoe UI"/>
                 <w:sz w:val="56"/>
@@ -2350,7 +2469,8 @@
           </w:tcPr>
           <w:p>
             <w:pPr>
-              <w:jc w:val="center"/>
+              <w:widowControl w:val="0"/>
+              <w:jc w:val="both"/>
               <w:rPr>
                 <w:rFonts w:hint="default" w:ascii="Segoe UI" w:hAnsi="Segoe UI" w:cs="Segoe UI"/>
                 <w:sz w:val="56"/>
@@ -2381,7 +2501,9 @@
             <w:insideV w:val="single" w:color="auto" w:sz="4" w:space="0"/>
           </w:tblBorders>
           <w:tblCellMar>
+            <w:top w:w="0" w:type="dxa"/>
             <w:left w:w="108" w:type="dxa"/>
+            <w:bottom w:w="0" w:type="dxa"/>
             <w:right w:w="108" w:type="dxa"/>
           </w:tblCellMar>
         </w:tblPrEx>
@@ -2392,7 +2514,8 @@
           </w:tcPr>
           <w:p>
             <w:pPr>
-              <w:jc w:val="center"/>
+              <w:widowControl w:val="0"/>
+              <w:jc w:val="both"/>
               <w:rPr>
                 <w:rFonts w:hint="default" w:asciiTheme="majorHAnsi" w:hAnsiTheme="majorHAnsi" w:cstheme="majorHAnsi"/>
                 <w:sz w:val="20"/>
@@ -2420,7 +2543,8 @@
           </w:tcPr>
           <w:p>
             <w:pPr>
-              <w:jc w:val="center"/>
+              <w:widowControl w:val="0"/>
+              <w:jc w:val="both"/>
               <w:rPr>
                 <w:rFonts w:hint="default" w:ascii="Segoe UI" w:hAnsi="Segoe UI" w:cs="Segoe UI"/>
                 <w:sz w:val="56"/>
@@ -2446,7 +2570,8 @@
           </w:tcPr>
           <w:p>
             <w:pPr>
-              <w:jc w:val="center"/>
+              <w:widowControl w:val="0"/>
+              <w:jc w:val="both"/>
               <w:rPr>
                 <w:rFonts w:hint="default" w:ascii="Segoe UI" w:hAnsi="Segoe UI" w:cs="Segoe UI"/>
                 <w:sz w:val="56"/>
@@ -2472,7 +2597,8 @@
           </w:tcPr>
           <w:p>
             <w:pPr>
-              <w:jc w:val="center"/>
+              <w:widowControl w:val="0"/>
+              <w:jc w:val="both"/>
               <w:rPr>
                 <w:rFonts w:hint="default" w:ascii="Segoe UI" w:hAnsi="Segoe UI" w:cs="Segoe UI"/>
                 <w:sz w:val="56"/>
@@ -2503,7 +2629,9 @@
             <w:insideV w:val="single" w:color="auto" w:sz="4" w:space="0"/>
           </w:tblBorders>
           <w:tblCellMar>
+            <w:top w:w="0" w:type="dxa"/>
             <w:left w:w="108" w:type="dxa"/>
+            <w:bottom w:w="0" w:type="dxa"/>
             <w:right w:w="108" w:type="dxa"/>
           </w:tblCellMar>
         </w:tblPrEx>
@@ -2514,7 +2642,8 @@
           </w:tcPr>
           <w:p>
             <w:pPr>
-              <w:jc w:val="center"/>
+              <w:widowControl w:val="0"/>
+              <w:jc w:val="both"/>
               <w:rPr>
                 <w:rFonts w:hint="default" w:asciiTheme="majorHAnsi" w:hAnsiTheme="majorHAnsi" w:cstheme="majorHAnsi"/>
                 <w:sz w:val="20"/>
@@ -2542,7 +2671,8 @@
           </w:tcPr>
           <w:p>
             <w:pPr>
-              <w:jc w:val="center"/>
+              <w:widowControl w:val="0"/>
+              <w:jc w:val="both"/>
               <w:rPr>
                 <w:rFonts w:hint="default" w:ascii="Segoe UI" w:hAnsi="Segoe UI" w:cs="Segoe UI"/>
                 <w:sz w:val="56"/>
@@ -2568,7 +2698,8 @@
           </w:tcPr>
           <w:p>
             <w:pPr>
-              <w:jc w:val="center"/>
+              <w:widowControl w:val="0"/>
+              <w:jc w:val="both"/>
               <w:rPr>
                 <w:rFonts w:hint="default" w:ascii="Segoe UI" w:hAnsi="Segoe UI" w:cs="Segoe UI"/>
                 <w:sz w:val="56"/>
@@ -2594,7 +2725,8 @@
           </w:tcPr>
           <w:p>
             <w:pPr>
-              <w:jc w:val="center"/>
+              <w:widowControl w:val="0"/>
+              <w:jc w:val="both"/>
               <w:rPr>
                 <w:rFonts w:hint="default" w:ascii="Segoe UI" w:hAnsi="Segoe UI" w:cs="Segoe UI"/>
                 <w:sz w:val="56"/>
@@ -2625,7 +2757,9 @@
             <w:insideV w:val="single" w:color="auto" w:sz="4" w:space="0"/>
           </w:tblBorders>
           <w:tblCellMar>
+            <w:top w:w="0" w:type="dxa"/>
             <w:left w:w="108" w:type="dxa"/>
+            <w:bottom w:w="0" w:type="dxa"/>
             <w:right w:w="108" w:type="dxa"/>
           </w:tblCellMar>
         </w:tblPrEx>
@@ -2636,7 +2770,8 @@
           </w:tcPr>
           <w:p>
             <w:pPr>
-              <w:jc w:val="center"/>
+              <w:widowControl w:val="0"/>
+              <w:jc w:val="both"/>
               <w:rPr>
                 <w:rFonts w:hint="default" w:asciiTheme="majorHAnsi" w:hAnsiTheme="majorHAnsi" w:cstheme="majorHAnsi"/>
                 <w:sz w:val="20"/>
@@ -2664,7 +2799,8 @@
           </w:tcPr>
           <w:p>
             <w:pPr>
-              <w:jc w:val="center"/>
+              <w:widowControl w:val="0"/>
+              <w:jc w:val="both"/>
               <w:rPr>
                 <w:rFonts w:hint="default" w:ascii="Segoe UI" w:hAnsi="Segoe UI" w:cs="Segoe UI"/>
                 <w:sz w:val="56"/>
@@ -2690,7 +2826,8 @@
           </w:tcPr>
           <w:p>
             <w:pPr>
-              <w:jc w:val="center"/>
+              <w:widowControl w:val="0"/>
+              <w:jc w:val="both"/>
               <w:rPr>
                 <w:rFonts w:hint="default" w:ascii="Segoe UI" w:hAnsi="Segoe UI" w:cs="Segoe UI"/>
                 <w:sz w:val="56"/>
@@ -2716,7 +2853,8 @@
           </w:tcPr>
           <w:p>
             <w:pPr>
-              <w:jc w:val="center"/>
+              <w:widowControl w:val="0"/>
+              <w:jc w:val="both"/>
               <w:rPr>
                 <w:rFonts w:hint="default" w:ascii="Segoe UI" w:hAnsi="Segoe UI" w:cs="Segoe UI"/>
                 <w:sz w:val="56"/>
@@ -2747,7 +2885,9 @@
             <w:insideV w:val="single" w:color="auto" w:sz="4" w:space="0"/>
           </w:tblBorders>
           <w:tblCellMar>
+            <w:top w:w="0" w:type="dxa"/>
             <w:left w:w="108" w:type="dxa"/>
+            <w:bottom w:w="0" w:type="dxa"/>
             <w:right w:w="108" w:type="dxa"/>
           </w:tblCellMar>
         </w:tblPrEx>
@@ -2758,7 +2898,8 @@
           </w:tcPr>
           <w:p>
             <w:pPr>
-              <w:jc w:val="center"/>
+              <w:widowControl w:val="0"/>
+              <w:jc w:val="both"/>
               <w:rPr>
                 <w:rFonts w:hint="default" w:asciiTheme="majorHAnsi" w:hAnsiTheme="majorHAnsi" w:cstheme="majorHAnsi"/>
                 <w:sz w:val="20"/>
@@ -2786,7 +2927,8 @@
           </w:tcPr>
           <w:p>
             <w:pPr>
-              <w:jc w:val="center"/>
+              <w:widowControl w:val="0"/>
+              <w:jc w:val="both"/>
               <w:rPr>
                 <w:rFonts w:hint="default" w:ascii="Segoe UI" w:hAnsi="Segoe UI" w:cs="Segoe UI"/>
                 <w:sz w:val="56"/>
@@ -2812,7 +2954,8 @@
           </w:tcPr>
           <w:p>
             <w:pPr>
-              <w:jc w:val="center"/>
+              <w:widowControl w:val="0"/>
+              <w:jc w:val="both"/>
               <w:rPr>
                 <w:rFonts w:hint="default" w:ascii="Segoe UI" w:hAnsi="Segoe UI" w:cs="Segoe UI"/>
                 <w:sz w:val="56"/>
@@ -2838,7 +2981,8 @@
           </w:tcPr>
           <w:p>
             <w:pPr>
-              <w:jc w:val="center"/>
+              <w:widowControl w:val="0"/>
+              <w:jc w:val="both"/>
               <w:rPr>
                 <w:rFonts w:hint="default" w:ascii="Segoe UI" w:hAnsi="Segoe UI" w:cs="Segoe UI"/>
                 <w:sz w:val="56"/>
@@ -2869,7 +3013,9 @@
             <w:insideV w:val="single" w:color="auto" w:sz="4" w:space="0"/>
           </w:tblBorders>
           <w:tblCellMar>
+            <w:top w:w="0" w:type="dxa"/>
             <w:left w:w="108" w:type="dxa"/>
+            <w:bottom w:w="0" w:type="dxa"/>
             <w:right w:w="108" w:type="dxa"/>
           </w:tblCellMar>
         </w:tblPrEx>
@@ -2880,7 +3026,8 @@
           </w:tcPr>
           <w:p>
             <w:pPr>
-              <w:jc w:val="center"/>
+              <w:widowControl w:val="0"/>
+              <w:jc w:val="both"/>
               <w:rPr>
                 <w:rFonts w:hint="default" w:asciiTheme="majorHAnsi" w:hAnsiTheme="majorHAnsi" w:cstheme="majorHAnsi"/>
                 <w:sz w:val="20"/>
@@ -2908,7 +3055,8 @@
           </w:tcPr>
           <w:p>
             <w:pPr>
-              <w:jc w:val="center"/>
+              <w:widowControl w:val="0"/>
+              <w:jc w:val="both"/>
               <w:rPr>
                 <w:rFonts w:hint="default" w:ascii="Segoe UI" w:hAnsi="Segoe UI" w:cs="Segoe UI"/>
                 <w:sz w:val="56"/>
@@ -2934,7 +3082,8 @@
           </w:tcPr>
           <w:p>
             <w:pPr>
-              <w:jc w:val="center"/>
+              <w:widowControl w:val="0"/>
+              <w:jc w:val="both"/>
               <w:rPr>
                 <w:rFonts w:hint="default" w:ascii="Segoe UI" w:hAnsi="Segoe UI" w:cs="Segoe UI"/>
                 <w:sz w:val="56"/>
@@ -2960,7 +3109,8 @@
           </w:tcPr>
           <w:p>
             <w:pPr>
-              <w:jc w:val="center"/>
+              <w:widowControl w:val="0"/>
+              <w:jc w:val="both"/>
               <w:rPr>
                 <w:rFonts w:hint="default" w:ascii="Segoe UI" w:hAnsi="Segoe UI" w:cs="Segoe UI"/>
                 <w:sz w:val="56"/>
@@ -2991,7 +3141,9 @@
             <w:insideV w:val="single" w:color="auto" w:sz="4" w:space="0"/>
           </w:tblBorders>
           <w:tblCellMar>
+            <w:top w:w="0" w:type="dxa"/>
             <w:left w:w="108" w:type="dxa"/>
+            <w:bottom w:w="0" w:type="dxa"/>
             <w:right w:w="108" w:type="dxa"/>
           </w:tblCellMar>
         </w:tblPrEx>
@@ -3002,7 +3154,8 @@
           </w:tcPr>
           <w:p>
             <w:pPr>
-              <w:jc w:val="center"/>
+              <w:widowControl w:val="0"/>
+              <w:jc w:val="both"/>
               <w:rPr>
                 <w:rFonts w:hint="default" w:asciiTheme="majorHAnsi" w:hAnsiTheme="majorHAnsi" w:cstheme="majorHAnsi"/>
                 <w:sz w:val="20"/>
@@ -3030,7 +3183,8 @@
           </w:tcPr>
           <w:p>
             <w:pPr>
-              <w:jc w:val="center"/>
+              <w:widowControl w:val="0"/>
+              <w:jc w:val="both"/>
               <w:rPr>
                 <w:rFonts w:hint="default" w:ascii="Segoe UI" w:hAnsi="Segoe UI" w:cs="Segoe UI"/>
                 <w:sz w:val="56"/>
@@ -3056,7 +3210,8 @@
           </w:tcPr>
           <w:p>
             <w:pPr>
-              <w:jc w:val="center"/>
+              <w:widowControl w:val="0"/>
+              <w:jc w:val="both"/>
               <w:rPr>
                 <w:rFonts w:hint="default" w:ascii="Segoe UI" w:hAnsi="Segoe UI" w:cs="Segoe UI"/>
                 <w:sz w:val="56"/>
@@ -3082,7 +3237,8 @@
           </w:tcPr>
           <w:p>
             <w:pPr>
-              <w:jc w:val="center"/>
+              <w:widowControl w:val="0"/>
+              <w:jc w:val="both"/>
               <w:rPr>
                 <w:rFonts w:hint="default" w:ascii="Segoe UI" w:hAnsi="Segoe UI" w:cs="Segoe UI"/>
                 <w:sz w:val="56"/>
@@ -3113,7 +3269,9 @@
             <w:insideV w:val="single" w:color="auto" w:sz="4" w:space="0"/>
           </w:tblBorders>
           <w:tblCellMar>
+            <w:top w:w="0" w:type="dxa"/>
             <w:left w:w="108" w:type="dxa"/>
+            <w:bottom w:w="0" w:type="dxa"/>
             <w:right w:w="108" w:type="dxa"/>
           </w:tblCellMar>
         </w:tblPrEx>
@@ -3124,7 +3282,8 @@
           </w:tcPr>
           <w:p>
             <w:pPr>
-              <w:jc w:val="center"/>
+              <w:widowControl w:val="0"/>
+              <w:jc w:val="both"/>
               <w:rPr>
                 <w:rFonts w:hint="default" w:asciiTheme="majorHAnsi" w:hAnsiTheme="majorHAnsi" w:cstheme="majorHAnsi"/>
                 <w:sz w:val="20"/>
@@ -3152,7 +3311,8 @@
           </w:tcPr>
           <w:p>
             <w:pPr>
-              <w:jc w:val="center"/>
+              <w:widowControl w:val="0"/>
+              <w:jc w:val="both"/>
               <w:rPr>
                 <w:rFonts w:hint="default" w:ascii="Segoe UI" w:hAnsi="Segoe UI" w:cs="Segoe UI"/>
                 <w:sz w:val="56"/>
@@ -3178,7 +3338,8 @@
           </w:tcPr>
           <w:p>
             <w:pPr>
-              <w:jc w:val="center"/>
+              <w:widowControl w:val="0"/>
+              <w:jc w:val="both"/>
               <w:rPr>
                 <w:rFonts w:hint="default" w:ascii="Segoe UI" w:hAnsi="Segoe UI" w:cs="Segoe UI"/>
                 <w:sz w:val="56"/>
@@ -3204,7 +3365,8 @@
           </w:tcPr>
           <w:p>
             <w:pPr>
-              <w:jc w:val="center"/>
+              <w:widowControl w:val="0"/>
+              <w:jc w:val="both"/>
               <w:rPr>
                 <w:rFonts w:hint="default" w:ascii="Segoe UI" w:hAnsi="Segoe UI" w:cs="Segoe UI"/>
                 <w:sz w:val="56"/>
@@ -3221,14 +3383,13 @@
               </w:rPr>
               <w:sym w:font="Wingdings 2" w:char="004F"/>
             </w:r>
-            <w:bookmarkStart w:id="0" w:name="_GoBack"/>
-            <w:bookmarkEnd w:id="0"/>
           </w:p>
         </w:tc>
       </w:tr>
     </w:tbl>
     <w:p>
       <w:pPr>
+        <w:jc w:val="both"/>
         <w:rPr>
           <w:rFonts w:asciiTheme="majorHAnsi" w:hAnsiTheme="majorHAnsi" w:cstheme="majorHAnsi"/>
         </w:rPr>
@@ -3236,6 +3397,7 @@
     </w:p>
     <w:p>
       <w:pPr>
+        <w:jc w:val="both"/>
         <w:rPr>
           <w:rFonts w:asciiTheme="majorHAnsi" w:hAnsiTheme="majorHAnsi" w:cstheme="majorHAnsi"/>
           <w:b/>
@@ -3270,6 +3432,7 @@
     </w:p>
     <w:p>
       <w:pPr>
+        <w:jc w:val="both"/>
         <w:rPr>
           <w:rFonts w:asciiTheme="majorHAnsi" w:hAnsiTheme="majorHAnsi" w:cstheme="majorHAnsi"/>
           <w:b/>
@@ -3304,37 +3467,126 @@
     </w:p>
     <w:p>
       <w:pPr>
+        <w:pStyle w:val="15"/>
+        <w:keepNext w:val="0"/>
+        <w:keepLines w:val="0"/>
+        <w:widowControl/>
+        <w:suppressLineNumbers w:val="0"/>
+        <w:spacing w:before="0" w:beforeAutospacing="1" w:after="0" w:afterAutospacing="1"/>
+        <w:ind w:left="0" w:right="0"/>
+        <w:jc w:val="both"/>
+      </w:pPr>
+      <w:r>
+        <w:rPr>
+          <w:rFonts w:asciiTheme="majorHAnsi" w:hAnsiTheme="majorHAnsi" w:cstheme="majorHAnsi"/>
+          <w:b/>
+          <w:bCs/>
+        </w:rPr>
+        <w:t>7. SYSTEM EVOLUTION (Hướng phát triển hệ thống)</w:t>
+      </w:r>
+      <w:r>
         <w:rPr>
           <w:rFonts w:asciiTheme="majorHAnsi" w:hAnsiTheme="majorHAnsi" w:cstheme="majorHAnsi"/>
           <w:b/>
           <w:bCs/>
           <w:lang w:val="en-US"/>
         </w:rPr>
+        <w:br w:type="textWrapping"/>
+      </w:r>
+      <w:r>
+        <w:rPr>
+          <w:rStyle w:val="16"/>
+        </w:rPr>
+        <w:t>7.1. Phát triển ứng dụng Mobile</w:t>
+      </w:r>
+      <w:r>
+        <w:br w:type="textWrapping"/>
+      </w:r>
+      <w:r>
+        <w:t>Cho phép khách hàng sử dụng điện thoại để xem sản phẩm, đặt hàng, theo dõi đơn hàng và nhận thông bá</w:t>
+      </w:r>
+      <w:bookmarkStart w:id="0" w:name="_GoBack"/>
+      <w:bookmarkEnd w:id="0"/>
+      <w:r>
+        <w:t>o.</w:t>
+      </w:r>
+    </w:p>
+    <w:p>
+      <w:pPr>
+        <w:pStyle w:val="15"/>
+        <w:keepNext w:val="0"/>
+        <w:keepLines w:val="0"/>
+        <w:widowControl/>
+        <w:suppressLineNumbers w:val="0"/>
+        <w:jc w:val="both"/>
       </w:pPr>
       <w:r>
         <w:rPr>
-          <w:rFonts w:asciiTheme="majorHAnsi" w:hAnsiTheme="majorHAnsi" w:cstheme="majorHAnsi"/>
-          <w:b/>
-          <w:bCs/>
-        </w:rPr>
-        <w:t>7. SYSTEM EVOLUTION (Hướng phát triển hệ thống)</w:t>
-      </w:r>
-      <w:r>
+          <w:rStyle w:val="16"/>
+        </w:rPr>
+        <w:t>7.2. Tích hợp thanh toán trực tuyến</w:t>
+      </w:r>
+      <w:r>
+        <w:br w:type="textWrapping"/>
+      </w:r>
+      <w:r>
+        <w:t>Hệ thống có thể tích hợp các cổng thanh toán điện tử nhằm giúp khách hàng thanh toán đơn hàng trực tuyến nhanh chóng và thuận tiện.</w:t>
+      </w:r>
+    </w:p>
+    <w:p>
+      <w:pPr>
+        <w:pStyle w:val="15"/>
+        <w:keepNext w:val="0"/>
+        <w:keepLines w:val="0"/>
+        <w:widowControl/>
+        <w:suppressLineNumbers w:val="0"/>
+        <w:jc w:val="both"/>
+      </w:pPr>
+      <w:r>
+        <w:rPr>
+          <w:rStyle w:val="16"/>
+        </w:rPr>
+        <w:t>7.3. Ứng dụng AI trong dự báo tồn kho</w:t>
+      </w:r>
+      <w:r>
+        <w:br w:type="textWrapping"/>
+      </w:r>
+      <w:r>
+        <w:t>Phân tích dữ liệu bán hàng trong quá khứ để dự đoán nhu cầu tiêu thụ, từ đó hỗ trợ cửa hàng quyết định thời điểm và số lượng nhập hàng.</w:t>
+      </w:r>
+    </w:p>
+    <w:p>
+      <w:pPr>
+        <w:pStyle w:val="15"/>
+        <w:keepNext w:val="0"/>
+        <w:keepLines w:val="0"/>
+        <w:widowControl/>
+        <w:suppressLineNumbers w:val="0"/>
+        <w:jc w:val="both"/>
+      </w:pPr>
+      <w:r>
+        <w:rPr>
+          <w:rStyle w:val="16"/>
+        </w:rPr>
+        <w:t>7.4. Quản lý nhiều chi nhánh</w:t>
+      </w:r>
+      <w:r>
+        <w:br w:type="textWrapping"/>
+      </w:r>
+      <w:r>
+        <w:t>Trong tương lai, hệ thống có thể mở rộng để quản lý nhiều cửa hàng, kho hàng và dữ liệu kinh doanh tập trung.</w:t>
+      </w:r>
+    </w:p>
+    <w:p>
+      <w:pPr>
+        <w:jc w:val="both"/>
         <w:rPr>
           <w:rFonts w:asciiTheme="majorHAnsi" w:hAnsiTheme="majorHAnsi" w:cstheme="majorHAnsi"/>
           <w:b/>
           <w:bCs/>
           <w:lang w:val="en-US"/>
         </w:rPr>
-        <w:br w:type="textWrapping"/>
-      </w:r>
-      <w:r>
-        <w:rPr>
-          <w:rFonts w:asciiTheme="majorHAnsi" w:hAnsiTheme="majorHAnsi" w:cstheme="majorHAnsi"/>
-          <w:lang w:val="en-US"/>
-        </w:rPr>
-        <w:t>…</w:t>
-      </w:r>
+      </w:pPr>
     </w:p>
     <w:sectPr>
       <w:pgSz w:w="11906" w:h="16838"/>
@@ -3710,7 +3962,7 @@
   <w:docDefaults>
     <w:rPrDefault>
       <w:rPr>
-        <w:rFonts w:asciiTheme="minorHAnsi" w:hAnsiTheme="minorHAnsi" w:eastAsiaTheme="minorEastAsia" w:cstheme="minorBidi"/>
+        <w:rFonts w:ascii="Times New Roman" w:hAnsi="Times New Roman" w:eastAsia="SimSun" w:cs="Times New Roman"/>
       </w:rPr>
     </w:rPrDefault>
     <w:pPrDefault/>
@@ -3747,8 +3999,8 @@
     <w:lsdException w:uiPriority="99" w:name="Normal Indent"/>
     <w:lsdException w:uiPriority="99" w:name="footnote text"/>
     <w:lsdException w:uiPriority="99" w:name="annotation text"/>
-    <w:lsdException w:uiPriority="99" w:semiHidden="0" w:name="header"/>
-    <w:lsdException w:uiPriority="99" w:semiHidden="0" w:name="footer"/>
+    <w:lsdException w:qFormat="1" w:uiPriority="99" w:semiHidden="0" w:name="header"/>
+    <w:lsdException w:qFormat="1" w:uiPriority="99" w:semiHidden="0" w:name="footer"/>
     <w:lsdException w:uiPriority="99" w:name="index heading"/>
     <w:lsdException w:qFormat="1" w:uiPriority="35" w:name="caption"/>
     <w:lsdException w:uiPriority="99" w:name="table of figures"/>
@@ -3864,7 +4116,7 @@
     <w:lsdException w:uiPriority="99" w:name="Table Web 2"/>
     <w:lsdException w:uiPriority="99" w:name="Table Web 3"/>
     <w:lsdException w:uiPriority="99" w:name="Balloon Text"/>
-    <w:lsdException w:unhideWhenUsed="0" w:uiPriority="39" w:semiHidden="0" w:name="Table Grid"/>
+    <w:lsdException w:qFormat="1" w:unhideWhenUsed="0" w:uiPriority="39" w:semiHidden="0" w:name="Table Grid"/>
     <w:lsdException w:uiPriority="99" w:name="Table Theme"/>
     <w:lsdException w:qFormat="1" w:unhideWhenUsed="0" w:uiPriority="60" w:semiHidden="0" w:name="Light Shading"/>
     <w:lsdException w:qFormat="1" w:unhideWhenUsed="0" w:uiPriority="61" w:semiHidden="0" w:name="Light List"/>
@@ -3988,7 +4240,7 @@
     <w:name w:val="heading 1"/>
     <w:basedOn w:val="1"/>
     <w:next w:val="1"/>
-    <w:link w:val="18"/>
+    <w:link w:val="20"/>
     <w:qFormat/>
     <w:uiPriority w:val="9"/>
     <w:pPr>
@@ -4008,7 +4260,7 @@
     <w:name w:val="heading 2"/>
     <w:basedOn w:val="1"/>
     <w:next w:val="1"/>
-    <w:link w:val="19"/>
+    <w:link w:val="21"/>
     <w:semiHidden/>
     <w:unhideWhenUsed/>
     <w:qFormat/>
@@ -4030,7 +4282,7 @@
     <w:name w:val="heading 3"/>
     <w:basedOn w:val="1"/>
     <w:next w:val="1"/>
-    <w:link w:val="20"/>
+    <w:link w:val="22"/>
     <w:semiHidden/>
     <w:unhideWhenUsed/>
     <w:qFormat/>
@@ -4052,7 +4304,7 @@
     <w:name w:val="heading 4"/>
     <w:basedOn w:val="1"/>
     <w:next w:val="1"/>
-    <w:link w:val="21"/>
+    <w:link w:val="23"/>
     <w:semiHidden/>
     <w:unhideWhenUsed/>
     <w:qFormat/>
@@ -4074,7 +4326,7 @@
     <w:name w:val="heading 5"/>
     <w:basedOn w:val="1"/>
     <w:next w:val="1"/>
-    <w:link w:val="22"/>
+    <w:link w:val="24"/>
     <w:semiHidden/>
     <w:unhideWhenUsed/>
     <w:qFormat/>
@@ -4094,7 +4346,7 @@
     <w:name w:val="heading 6"/>
     <w:basedOn w:val="1"/>
     <w:next w:val="1"/>
-    <w:link w:val="23"/>
+    <w:link w:val="25"/>
     <w:semiHidden/>
     <w:unhideWhenUsed/>
     <w:qFormat/>
@@ -4124,7 +4376,7 @@
     <w:name w:val="heading 7"/>
     <w:basedOn w:val="1"/>
     <w:next w:val="1"/>
-    <w:link w:val="24"/>
+    <w:link w:val="26"/>
     <w:semiHidden/>
     <w:unhideWhenUsed/>
     <w:qFormat/>
@@ -4152,7 +4404,7 @@
     <w:name w:val="heading 8"/>
     <w:basedOn w:val="1"/>
     <w:next w:val="1"/>
-    <w:link w:val="25"/>
+    <w:link w:val="27"/>
     <w:semiHidden/>
     <w:unhideWhenUsed/>
     <w:qFormat/>
@@ -4182,7 +4434,7 @@
     <w:name w:val="heading 9"/>
     <w:basedOn w:val="1"/>
     <w:next w:val="1"/>
-    <w:link w:val="26"/>
+    <w:link w:val="28"/>
     <w:semiHidden/>
     <w:unhideWhenUsed/>
     <w:qFormat/>
@@ -4231,8 +4483,9 @@
   <w:style w:type="paragraph" w:styleId="13">
     <w:name w:val="footer"/>
     <w:basedOn w:val="1"/>
-    <w:link w:val="37"/>
+    <w:link w:val="39"/>
     <w:unhideWhenUsed/>
+    <w:qFormat/>
     <w:uiPriority w:val="99"/>
     <w:pPr>
       <w:tabs>
@@ -4245,8 +4498,9 @@
   <w:style w:type="paragraph" w:styleId="14">
     <w:name w:val="header"/>
     <w:basedOn w:val="1"/>
-    <w:link w:val="36"/>
+    <w:link w:val="38"/>
     <w:unhideWhenUsed/>
+    <w:qFormat/>
     <w:uiPriority w:val="99"/>
     <w:pPr>
       <w:tabs>
@@ -4257,10 +4511,37 @@
     </w:pPr>
   </w:style>
   <w:style w:type="paragraph" w:styleId="15">
+    <w:name w:val="Normal (Web)"/>
+    <w:semiHidden/>
+    <w:unhideWhenUsed/>
+    <w:uiPriority w:val="99"/>
+    <w:pPr>
+      <w:spacing w:before="0" w:beforeAutospacing="1" w:after="0" w:afterAutospacing="1"/>
+      <w:ind w:left="0" w:right="0"/>
+      <w:jc w:val="left"/>
+    </w:pPr>
+    <w:rPr>
+      <w:kern w:val="0"/>
+      <w:sz w:val="24"/>
+      <w:szCs w:val="24"/>
+      <w:lang w:val="en-US" w:eastAsia="zh-CN" w:bidi="ar"/>
+    </w:rPr>
+  </w:style>
+  <w:style w:type="character" w:styleId="16">
+    <w:name w:val="Strong"/>
+    <w:basedOn w:val="11"/>
+    <w:qFormat/>
+    <w:uiPriority w:val="22"/>
+    <w:rPr>
+      <w:b/>
+      <w:bCs/>
+    </w:rPr>
+  </w:style>
+  <w:style w:type="paragraph" w:styleId="17">
     <w:name w:val="Subtitle"/>
     <w:basedOn w:val="1"/>
     <w:next w:val="1"/>
-    <w:link w:val="28"/>
+    <w:link w:val="30"/>
     <w:qFormat/>
     <w:uiPriority w:val="11"/>
     <w:rPr>
@@ -4279,9 +4560,10 @@
       </w14:textFill>
     </w:rPr>
   </w:style>
-  <w:style w:type="table" w:styleId="16">
+  <w:style w:type="table" w:styleId="18">
     <w:name w:val="Table Grid"/>
     <w:basedOn w:val="12"/>
+    <w:qFormat/>
     <w:uiPriority w:val="39"/>
     <w:pPr>
       <w:widowControl w:val="0"/>
@@ -4298,11 +4580,11 @@
       </w:tblBorders>
     </w:tblPr>
   </w:style>
-  <w:style w:type="paragraph" w:styleId="17">
+  <w:style w:type="paragraph" w:styleId="19">
     <w:name w:val="Title"/>
     <w:basedOn w:val="1"/>
     <w:next w:val="1"/>
-    <w:link w:val="27"/>
+    <w:link w:val="29"/>
     <w:qFormat/>
     <w:uiPriority w:val="10"/>
     <w:pPr>
@@ -4317,7 +4599,7 @@
       <w:szCs w:val="56"/>
     </w:rPr>
   </w:style>
-  <w:style w:type="character" w:customStyle="1" w:styleId="18">
+  <w:style w:type="character" w:customStyle="1" w:styleId="20">
     <w:name w:val="Đầu đề 1 Char"/>
     <w:basedOn w:val="11"/>
     <w:link w:val="2"/>
@@ -4330,7 +4612,7 @@
       <w:szCs w:val="40"/>
     </w:rPr>
   </w:style>
-  <w:style w:type="character" w:customStyle="1" w:styleId="19">
+  <w:style w:type="character" w:customStyle="1" w:styleId="21">
     <w:name w:val="Đầu đề 2 Char"/>
     <w:basedOn w:val="11"/>
     <w:link w:val="3"/>
@@ -4344,7 +4626,7 @@
       <w:szCs w:val="32"/>
     </w:rPr>
   </w:style>
-  <w:style w:type="character" w:customStyle="1" w:styleId="20">
+  <w:style w:type="character" w:customStyle="1" w:styleId="22">
     <w:name w:val="Đầu đề 3 Char"/>
     <w:basedOn w:val="11"/>
     <w:link w:val="4"/>
@@ -4358,7 +4640,7 @@
       <w:szCs w:val="28"/>
     </w:rPr>
   </w:style>
-  <w:style w:type="character" w:customStyle="1" w:styleId="21">
+  <w:style w:type="character" w:customStyle="1" w:styleId="23">
     <w:name w:val="Đầu đề 4 Char"/>
     <w:basedOn w:val="11"/>
     <w:link w:val="5"/>
@@ -4372,22 +4654,24 @@
       <w:color w:val="104862" w:themeColor="accent1" w:themeShade="BF"/>
     </w:rPr>
   </w:style>
-  <w:style w:type="character" w:customStyle="1" w:styleId="22">
+  <w:style w:type="character" w:customStyle="1" w:styleId="24">
     <w:name w:val="Đầu đề 5 Char"/>
     <w:basedOn w:val="11"/>
     <w:link w:val="6"/>
     <w:semiHidden/>
+    <w:qFormat/>
     <w:uiPriority w:val="9"/>
     <w:rPr>
       <w:rFonts w:eastAsiaTheme="majorEastAsia" w:cstheme="majorBidi"/>
       <w:color w:val="104862" w:themeColor="accent1" w:themeShade="BF"/>
     </w:rPr>
   </w:style>
-  <w:style w:type="character" w:customStyle="1" w:styleId="23">
+  <w:style w:type="character" w:customStyle="1" w:styleId="25">
     <w:name w:val="Đầu đề 6 Char"/>
     <w:basedOn w:val="11"/>
     <w:link w:val="7"/>
     <w:semiHidden/>
+    <w:qFormat/>
     <w:uiPriority w:val="9"/>
     <w:rPr>
       <w:rFonts w:eastAsiaTheme="majorEastAsia" w:cstheme="majorBidi"/>
@@ -4404,7 +4688,7 @@
       </w14:textFill>
     </w:rPr>
   </w:style>
-  <w:style w:type="character" w:customStyle="1" w:styleId="24">
+  <w:style w:type="character" w:customStyle="1" w:styleId="26">
     <w:name w:val="Đầu đề 7 Char"/>
     <w:basedOn w:val="11"/>
     <w:link w:val="8"/>
@@ -4423,7 +4707,7 @@
       </w14:textFill>
     </w:rPr>
   </w:style>
-  <w:style w:type="character" w:customStyle="1" w:styleId="25">
+  <w:style w:type="character" w:customStyle="1" w:styleId="27">
     <w:name w:val="Đầu đề 8 Char"/>
     <w:basedOn w:val="11"/>
     <w:link w:val="9"/>
@@ -4445,11 +4729,12 @@
       </w14:textFill>
     </w:rPr>
   </w:style>
-  <w:style w:type="character" w:customStyle="1" w:styleId="26">
+  <w:style w:type="character" w:customStyle="1" w:styleId="28">
     <w:name w:val="Đầu đề 9 Char"/>
     <w:basedOn w:val="11"/>
     <w:link w:val="10"/>
     <w:semiHidden/>
+    <w:qFormat/>
     <w:uiPriority w:val="9"/>
     <w:rPr>
       <w:rFonts w:eastAsiaTheme="majorEastAsia" w:cstheme="majorBidi"/>
@@ -4464,10 +4749,11 @@
       </w14:textFill>
     </w:rPr>
   </w:style>
-  <w:style w:type="character" w:customStyle="1" w:styleId="27">
+  <w:style w:type="character" w:customStyle="1" w:styleId="29">
     <w:name w:val="Tiêu đề Char"/>
     <w:basedOn w:val="11"/>
-    <w:link w:val="17"/>
+    <w:link w:val="19"/>
+    <w:qFormat/>
     <w:uiPriority w:val="10"/>
     <w:rPr>
       <w:rFonts w:asciiTheme="majorHAnsi" w:hAnsiTheme="majorHAnsi" w:eastAsiaTheme="majorEastAsia" w:cstheme="majorBidi"/>
@@ -4477,10 +4763,11 @@
       <w:szCs w:val="56"/>
     </w:rPr>
   </w:style>
-  <w:style w:type="character" w:customStyle="1" w:styleId="28">
+  <w:style w:type="character" w:customStyle="1" w:styleId="30">
     <w:name w:val="Tiêu đề phụ Char"/>
     <w:basedOn w:val="11"/>
-    <w:link w:val="15"/>
+    <w:link w:val="17"/>
+    <w:qFormat/>
     <w:uiPriority w:val="11"/>
     <w:rPr>
       <w:rFonts w:eastAsiaTheme="majorEastAsia" w:cstheme="majorBidi"/>
@@ -4498,11 +4785,11 @@
       </w14:textFill>
     </w:rPr>
   </w:style>
-  <w:style w:type="paragraph" w:styleId="29">
+  <w:style w:type="paragraph" w:styleId="31">
     <w:name w:val="Quote"/>
     <w:basedOn w:val="1"/>
     <w:next w:val="1"/>
-    <w:link w:val="30"/>
+    <w:link w:val="32"/>
     <w:qFormat/>
     <w:uiPriority w:val="29"/>
     <w:pPr>
@@ -4523,10 +4810,10 @@
       </w14:textFill>
     </w:rPr>
   </w:style>
-  <w:style w:type="character" w:customStyle="1" w:styleId="30">
+  <w:style w:type="character" w:customStyle="1" w:styleId="32">
     <w:name w:val="Lời trích dẫn Char"/>
     <w:basedOn w:val="11"/>
-    <w:link w:val="29"/>
+    <w:link w:val="31"/>
     <w:qFormat/>
     <w:uiPriority w:val="29"/>
     <w:rPr>
@@ -4543,7 +4830,7 @@
       </w14:textFill>
     </w:rPr>
   </w:style>
-  <w:style w:type="paragraph" w:styleId="31">
+  <w:style w:type="paragraph" w:styleId="33">
     <w:name w:val="List Paragraph"/>
     <w:basedOn w:val="1"/>
     <w:qFormat/>
@@ -4553,7 +4840,7 @@
       <w:contextualSpacing/>
     </w:pPr>
   </w:style>
-  <w:style w:type="character" w:customStyle="1" w:styleId="32">
+  <w:style w:type="character" w:customStyle="1" w:styleId="34">
     <w:name w:val="Intense Emphasis"/>
     <w:basedOn w:val="11"/>
     <w:qFormat/>
@@ -4564,11 +4851,11 @@
       <w:color w:val="104862" w:themeColor="accent1" w:themeShade="BF"/>
     </w:rPr>
   </w:style>
-  <w:style w:type="paragraph" w:styleId="33">
+  <w:style w:type="paragraph" w:styleId="35">
     <w:name w:val="Intense Quote"/>
     <w:basedOn w:val="1"/>
     <w:next w:val="1"/>
-    <w:link w:val="34"/>
+    <w:link w:val="36"/>
     <w:qFormat/>
     <w:uiPriority w:val="30"/>
     <w:pPr>
@@ -4586,10 +4873,10 @@
       <w:color w:val="104862" w:themeColor="accent1" w:themeShade="BF"/>
     </w:rPr>
   </w:style>
-  <w:style w:type="character" w:customStyle="1" w:styleId="34">
+  <w:style w:type="character" w:customStyle="1" w:styleId="36">
     <w:name w:val="Nháy kép Đậm Char"/>
     <w:basedOn w:val="11"/>
-    <w:link w:val="33"/>
+    <w:link w:val="35"/>
     <w:qFormat/>
     <w:uiPriority w:val="30"/>
     <w:rPr>
@@ -4598,7 +4885,7 @@
       <w:color w:val="104862" w:themeColor="accent1" w:themeShade="BF"/>
     </w:rPr>
   </w:style>
-  <w:style w:type="character" w:customStyle="1" w:styleId="35">
+  <w:style w:type="character" w:customStyle="1" w:styleId="37">
     <w:name w:val="Intense Reference"/>
     <w:basedOn w:val="11"/>
     <w:qFormat/>
@@ -4611,14 +4898,14 @@
       <w:spacing w:val="5"/>
     </w:rPr>
   </w:style>
-  <w:style w:type="character" w:customStyle="1" w:styleId="36">
+  <w:style w:type="character" w:customStyle="1" w:styleId="38">
     <w:name w:val="Đầu trang Char"/>
     <w:basedOn w:val="11"/>
     <w:link w:val="14"/>
     <w:qFormat/>
     <w:uiPriority w:val="99"/>
   </w:style>
-  <w:style w:type="character" w:customStyle="1" w:styleId="37">
+  <w:style w:type="character" w:customStyle="1" w:styleId="39">
     <w:name w:val="Chân trang Char"/>
     <w:basedOn w:val="11"/>
     <w:link w:val="13"/>
